--- a/李树雪 - 前端工程师.docx
+++ b/李树雪 - 前端工程师.docx
@@ -1201,7 +1201,15 @@
           <w:sz w:val="20"/>
           <w:szCs w:val="20"/>
         </w:rPr>
-        <w:t>市场营销部</w:t>
+        <w:t>金融市场</w:t>
+      </w:r>
+      <w:r>
+        <w:rPr>
+          <w:rFonts w:hint="default" w:ascii="华文楷体" w:hAnsi="华文楷体" w:eastAsia="华文楷体"/>
+          <w:sz w:val="20"/>
+          <w:szCs w:val="20"/>
+        </w:rPr>
+        <w:t>部</w:t>
       </w:r>
       <w:r>
         <w:rPr>
@@ -1280,132 +1288,140 @@
           <w:sz w:val="20"/>
           <w:szCs w:val="20"/>
         </w:rPr>
-        <w:t>：设计解决方案，代码实现，Code Review，支持测试人员测试，打包部署上线。面试并培训新人。</w:t>
-      </w:r>
-    </w:p>
-    <w:p>
-      <w:pPr>
-        <w:spacing w:after="0" w:line="340" w:lineRule="exact"/>
-        <w:ind w:firstLine="400" w:firstLineChars="200"/>
-        <w:rPr>
-          <w:rFonts w:hint="eastAsia" w:ascii="华文楷体" w:hAnsi="华文楷体" w:eastAsia="华文楷体"/>
-          <w:sz w:val="20"/>
-          <w:szCs w:val="20"/>
-        </w:rPr>
-      </w:pPr>
-      <w:r>
-        <w:rPr>
-          <w:rFonts w:ascii="华文楷体" w:hAnsi="华文楷体" w:eastAsia="华文楷体"/>
-          <w:b/>
-          <w:sz w:val="20"/>
-          <w:szCs w:val="20"/>
-        </w:rPr>
-        <w:t>技术栈</w:t>
-      </w:r>
-      <w:r>
-        <w:rPr>
-          <w:rFonts w:hint="eastAsia" w:ascii="华文楷体" w:hAnsi="华文楷体" w:eastAsia="华文楷体"/>
-          <w:sz w:val="20"/>
-          <w:szCs w:val="20"/>
-        </w:rPr>
-        <w:t>：</w:t>
-      </w:r>
-      <w:r>
-        <w:rPr>
-          <w:rFonts w:hint="default" w:ascii="华文楷体" w:hAnsi="华文楷体" w:eastAsia="华文楷体"/>
-          <w:sz w:val="20"/>
-          <w:szCs w:val="20"/>
-        </w:rPr>
-        <w:t>React，TypeScript，Webpack，Less，Ant-Design，Graphql等。</w:t>
-      </w:r>
-    </w:p>
-    <w:p>
-      <w:pPr>
-        <w:spacing w:after="0" w:line="340" w:lineRule="exact"/>
-        <w:ind w:firstLine="400" w:firstLineChars="200"/>
-        <w:rPr>
-          <w:rFonts w:hint="eastAsia" w:ascii="华文楷体" w:hAnsi="华文楷体" w:eastAsia="华文楷体"/>
-          <w:sz w:val="20"/>
-          <w:szCs w:val="20"/>
-        </w:rPr>
-      </w:pPr>
-      <w:r>
-        <w:rPr>
-          <w:rFonts w:hint="eastAsia" w:ascii="华文楷体" w:hAnsi="华文楷体" w:eastAsia="华文楷体"/>
-          <w:b/>
-          <w:sz w:val="20"/>
-          <w:szCs w:val="20"/>
-        </w:rPr>
-        <w:t>技术点</w:t>
-      </w:r>
-      <w:r>
-        <w:rPr>
-          <w:rFonts w:hint="eastAsia" w:ascii="华文楷体" w:hAnsi="华文楷体" w:eastAsia="华文楷体"/>
-          <w:sz w:val="20"/>
-          <w:szCs w:val="20"/>
-        </w:rPr>
-        <w:t>：微前端架构，</w:t>
-      </w:r>
-      <w:r>
-        <w:rPr>
-          <w:rFonts w:hint="default" w:ascii="华文楷体" w:hAnsi="华文楷体" w:eastAsia="华文楷体"/>
-          <w:sz w:val="20"/>
-          <w:szCs w:val="20"/>
-        </w:rPr>
-        <w:t>主题动态切换</w:t>
-      </w:r>
-      <w:r>
-        <w:rPr>
-          <w:rFonts w:hint="eastAsia" w:ascii="华文楷体" w:hAnsi="华文楷体" w:eastAsia="华文楷体"/>
-          <w:sz w:val="20"/>
-          <w:szCs w:val="20"/>
-        </w:rPr>
-        <w:t>，</w:t>
-      </w:r>
-      <w:r>
-        <w:rPr>
-          <w:rFonts w:hint="default" w:ascii="华文楷体" w:hAnsi="华文楷体" w:eastAsia="华文楷体"/>
-          <w:sz w:val="20"/>
-          <w:szCs w:val="20"/>
-        </w:rPr>
-        <w:t>微前端</w:t>
-      </w:r>
-      <w:r>
-        <w:rPr>
-          <w:rFonts w:ascii="华文楷体" w:hAnsi="华文楷体" w:eastAsia="华文楷体"/>
-          <w:sz w:val="20"/>
-          <w:szCs w:val="20"/>
-        </w:rPr>
-        <w:t>多应用通信</w:t>
-      </w:r>
-      <w:r>
-        <w:rPr>
-          <w:rFonts w:hint="eastAsia" w:ascii="华文楷体" w:hAnsi="华文楷体" w:eastAsia="华文楷体"/>
-          <w:sz w:val="20"/>
-          <w:szCs w:val="20"/>
-        </w:rPr>
-        <w:t>，</w:t>
-      </w:r>
-      <w:r>
-        <w:rPr>
-          <w:rFonts w:hint="default" w:ascii="华文楷体" w:hAnsi="华文楷体" w:eastAsia="华文楷体"/>
-          <w:sz w:val="20"/>
-          <w:szCs w:val="20"/>
-        </w:rPr>
-        <w:t>单元测试，E2E测试等。</w:t>
-      </w:r>
-    </w:p>
-    <w:p>
-      <w:pPr>
-        <w:spacing w:after="0" w:line="340" w:lineRule="exact"/>
-        <w:rPr>
-          <w:rFonts w:hint="eastAsia" w:ascii="华文楷体" w:hAnsi="华文楷体" w:eastAsia="华文楷体"/>
-          <w:sz w:val="20"/>
-          <w:szCs w:val="20"/>
-        </w:rPr>
-      </w:pPr>
+        <w:t>：设计解决方案，代码实现，Code Review，支持测试人员测试，打包部署</w:t>
+      </w:r>
       <w:bookmarkStart w:id="0" w:name="_GoBack"/>
       <w:bookmarkEnd w:id="0"/>
+      <w:r>
+        <w:rPr>
+          <w:rFonts w:hint="eastAsia" w:ascii="华文楷体" w:hAnsi="华文楷体" w:eastAsia="华文楷体"/>
+          <w:sz w:val="20"/>
+          <w:szCs w:val="20"/>
+        </w:rPr>
+        <w:t>上线。面试并培训新人。</w:t>
+      </w:r>
+    </w:p>
+    <w:p>
+      <w:pPr>
+        <w:spacing w:after="0" w:line="340" w:lineRule="exact"/>
+        <w:ind w:firstLine="400" w:firstLineChars="200"/>
+        <w:rPr>
+          <w:rFonts w:hint="eastAsia" w:ascii="华文楷体" w:hAnsi="华文楷体" w:eastAsia="华文楷体"/>
+          <w:sz w:val="20"/>
+          <w:szCs w:val="20"/>
+        </w:rPr>
+      </w:pPr>
+      <w:r>
+        <w:rPr>
+          <w:rFonts w:ascii="华文楷体" w:hAnsi="华文楷体" w:eastAsia="华文楷体"/>
+          <w:b/>
+          <w:sz w:val="20"/>
+          <w:szCs w:val="20"/>
+        </w:rPr>
+        <w:t>技术栈</w:t>
+      </w:r>
+      <w:r>
+        <w:rPr>
+          <w:rFonts w:hint="eastAsia" w:ascii="华文楷体" w:hAnsi="华文楷体" w:eastAsia="华文楷体"/>
+          <w:sz w:val="20"/>
+          <w:szCs w:val="20"/>
+        </w:rPr>
+        <w:t>：</w:t>
+      </w:r>
+      <w:r>
+        <w:rPr>
+          <w:rFonts w:hint="default" w:ascii="华文楷体" w:hAnsi="华文楷体" w:eastAsia="华文楷体"/>
+          <w:sz w:val="20"/>
+          <w:szCs w:val="20"/>
+        </w:rPr>
+        <w:t>React，TypeScript，Webpack，Less，Ant-Design，Graphql等。</w:t>
+      </w:r>
+    </w:p>
+    <w:p>
+      <w:pPr>
+        <w:spacing w:after="0" w:line="340" w:lineRule="exact"/>
+        <w:ind w:firstLine="400" w:firstLineChars="200"/>
+        <w:rPr>
+          <w:rFonts w:hint="eastAsia" w:ascii="华文楷体" w:hAnsi="华文楷体" w:eastAsia="华文楷体"/>
+          <w:sz w:val="20"/>
+          <w:szCs w:val="20"/>
+        </w:rPr>
+      </w:pPr>
+      <w:r>
+        <w:rPr>
+          <w:rFonts w:hint="eastAsia" w:ascii="华文楷体" w:hAnsi="华文楷体" w:eastAsia="华文楷体"/>
+          <w:b/>
+          <w:sz w:val="20"/>
+          <w:szCs w:val="20"/>
+        </w:rPr>
+        <w:t>技术点</w:t>
+      </w:r>
+      <w:r>
+        <w:rPr>
+          <w:rFonts w:hint="eastAsia" w:ascii="华文楷体" w:hAnsi="华文楷体" w:eastAsia="华文楷体"/>
+          <w:sz w:val="20"/>
+          <w:szCs w:val="20"/>
+        </w:rPr>
+        <w:t>：微前端架构，</w:t>
+      </w:r>
+      <w:r>
+        <w:rPr>
+          <w:rFonts w:hint="default" w:ascii="华文楷体" w:hAnsi="华文楷体" w:eastAsia="华文楷体"/>
+          <w:sz w:val="20"/>
+          <w:szCs w:val="20"/>
+        </w:rPr>
+        <w:t>主题动态切换</w:t>
+      </w:r>
+      <w:r>
+        <w:rPr>
+          <w:rFonts w:hint="eastAsia" w:ascii="华文楷体" w:hAnsi="华文楷体" w:eastAsia="华文楷体"/>
+          <w:sz w:val="20"/>
+          <w:szCs w:val="20"/>
+        </w:rPr>
+        <w:t>，</w:t>
+      </w:r>
+      <w:r>
+        <w:rPr>
+          <w:rFonts w:hint="default" w:ascii="华文楷体" w:hAnsi="华文楷体" w:eastAsia="华文楷体"/>
+          <w:sz w:val="20"/>
+          <w:szCs w:val="20"/>
+        </w:rPr>
+        <w:t>微前端</w:t>
+      </w:r>
+      <w:r>
+        <w:rPr>
+          <w:rFonts w:ascii="华文楷体" w:hAnsi="华文楷体" w:eastAsia="华文楷体"/>
+          <w:sz w:val="20"/>
+          <w:szCs w:val="20"/>
+        </w:rPr>
+        <w:t>多应用通信</w:t>
+      </w:r>
+      <w:r>
+        <w:rPr>
+          <w:rFonts w:hint="eastAsia" w:ascii="华文楷体" w:hAnsi="华文楷体" w:eastAsia="华文楷体"/>
+          <w:sz w:val="20"/>
+          <w:szCs w:val="20"/>
+        </w:rPr>
+        <w:t>，</w:t>
+      </w:r>
+      <w:r>
+        <w:rPr>
+          <w:rFonts w:hint="default" w:ascii="华文楷体" w:hAnsi="华文楷体" w:eastAsia="华文楷体"/>
+          <w:sz w:val="20"/>
+          <w:szCs w:val="20"/>
+        </w:rPr>
+        <w:t>单元测试，E2E测试等。</w:t>
+      </w:r>
+    </w:p>
+    <w:p>
+      <w:pPr>
+        <w:spacing w:after="0" w:line="340" w:lineRule="exact"/>
+        <w:rPr>
+          <w:rFonts w:hint="eastAsia" w:ascii="华文楷体" w:hAnsi="华文楷体" w:eastAsia="华文楷体"/>
+          <w:sz w:val="20"/>
+          <w:szCs w:val="20"/>
+        </w:rPr>
+      </w:pPr>
     </w:p>
     <w:p>
       <w:pPr>
@@ -3099,8 +3115,8 @@
     <w:lsdException w:uiPriority="99" w:name="Normal Indent"/>
     <w:lsdException w:uiPriority="99" w:name="footnote text"/>
     <w:lsdException w:uiPriority="99" w:name="annotation text"/>
-    <w:lsdException w:uiPriority="99" w:semiHidden="0" w:name="header"/>
-    <w:lsdException w:uiPriority="99" w:semiHidden="0" w:name="footer"/>
+    <w:lsdException w:qFormat="1" w:uiPriority="99" w:semiHidden="0" w:name="header"/>
+    <w:lsdException w:qFormat="1" w:uiPriority="99" w:semiHidden="0" w:name="footer"/>
     <w:lsdException w:uiPriority="99" w:name="index heading"/>
     <w:lsdException w:qFormat="1" w:uiPriority="35" w:name="caption"/>
     <w:lsdException w:uiPriority="99" w:name="table of figures"/>
@@ -3133,7 +3149,7 @@
     <w:lsdException w:qFormat="1" w:unhideWhenUsed="0" w:uiPriority="10" w:semiHidden="0" w:name="Title"/>
     <w:lsdException w:uiPriority="99" w:name="Closing"/>
     <w:lsdException w:uiPriority="99" w:name="Signature"/>
-    <w:lsdException w:uiPriority="1" w:name="Default Paragraph Font"/>
+    <w:lsdException w:uiPriority="1" w:semiHidden="0" w:name="Default Paragraph Font"/>
     <w:lsdException w:uiPriority="99" w:name="Body Text"/>
     <w:lsdException w:uiPriority="99" w:name="Body Text Indent"/>
     <w:lsdException w:uiPriority="99" w:name="List Continue"/>
@@ -3171,7 +3187,7 @@
     <w:lsdException w:uiPriority="99" w:name="HTML Sample"/>
     <w:lsdException w:uiPriority="99" w:name="HTML Typewriter"/>
     <w:lsdException w:uiPriority="99" w:name="HTML Variable"/>
-    <w:lsdException w:uiPriority="99" w:name="Normal Table"/>
+    <w:lsdException w:uiPriority="99" w:semiHidden="0" w:name="Normal Table"/>
     <w:lsdException w:uiPriority="99" w:name="annotation subject"/>
     <w:lsdException w:uiPriority="99" w:name="Table Simple 1"/>
     <w:lsdException w:uiPriority="99" w:name="Table Simple 2"/>
@@ -3215,7 +3231,7 @@
     <w:lsdException w:uiPriority="99" w:name="Table Web 1"/>
     <w:lsdException w:uiPriority="99" w:name="Table Web 2"/>
     <w:lsdException w:uiPriority="99" w:name="Table Web 3"/>
-    <w:lsdException w:uiPriority="99" w:name="Balloon Text"/>
+    <w:lsdException w:qFormat="1" w:uiPriority="99" w:semiHidden="0" w:name="Balloon Text"/>
     <w:lsdException w:unhideWhenUsed="0" w:uiPriority="59" w:semiHidden="0" w:name="Table Grid"/>
     <w:lsdException w:uiPriority="99" w:name="Table Theme"/>
     <w:lsdException w:unhideWhenUsed="0" w:uiPriority="60" w:semiHidden="0" w:name="Light Shading"/>
@@ -3442,6 +3458,7 @@
     <w:basedOn w:val="1"/>
     <w:link w:val="16"/>
     <w:unhideWhenUsed/>
+    <w:qFormat/>
     <w:uiPriority w:val="99"/>
     <w:pPr>
       <w:spacing w:after="0"/>
@@ -3456,6 +3473,7 @@
     <w:basedOn w:val="1"/>
     <w:link w:val="19"/>
     <w:unhideWhenUsed/>
+    <w:qFormat/>
     <w:uiPriority w:val="99"/>
     <w:pPr>
       <w:tabs>
@@ -3473,6 +3491,7 @@
     <w:basedOn w:val="1"/>
     <w:link w:val="18"/>
     <w:unhideWhenUsed/>
+    <w:qFormat/>
     <w:uiPriority w:val="99"/>
     <w:pPr>
       <w:pBdr>
@@ -3503,6 +3522,7 @@
     <w:name w:val="标题 1 Char"/>
     <w:basedOn w:val="9"/>
     <w:link w:val="2"/>
+    <w:qFormat/>
     <w:uiPriority w:val="9"/>
     <w:rPr>
       <w:rFonts w:ascii="Tahoma" w:hAnsi="Tahoma"/>
@@ -3517,6 +3537,7 @@
     <w:name w:val="标题 2 Char"/>
     <w:basedOn w:val="9"/>
     <w:link w:val="3"/>
+    <w:qFormat/>
     <w:uiPriority w:val="9"/>
     <w:rPr>
       <w:rFonts w:asciiTheme="majorHAnsi" w:hAnsiTheme="majorHAnsi" w:eastAsiaTheme="majorEastAsia" w:cstheme="majorBidi"/>
@@ -3530,6 +3551,7 @@
     <w:name w:val="标题 3 Char"/>
     <w:basedOn w:val="9"/>
     <w:link w:val="4"/>
+    <w:qFormat/>
     <w:uiPriority w:val="9"/>
     <w:rPr>
       <w:rFonts w:ascii="Tahoma" w:hAnsi="Tahoma"/>
@@ -3543,6 +3565,7 @@
     <w:name w:val="标题 4 Char"/>
     <w:basedOn w:val="9"/>
     <w:link w:val="5"/>
+    <w:qFormat/>
     <w:uiPriority w:val="9"/>
     <w:rPr>
       <w:rFonts w:asciiTheme="majorHAnsi" w:hAnsiTheme="majorHAnsi" w:eastAsiaTheme="majorEastAsia" w:cstheme="majorBidi"/>
@@ -3557,6 +3580,7 @@
     <w:basedOn w:val="9"/>
     <w:link w:val="6"/>
     <w:semiHidden/>
+    <w:qFormat/>
     <w:uiPriority w:val="99"/>
     <w:rPr>
       <w:rFonts w:ascii="Tahoma" w:hAnsi="Tahoma"/>
@@ -3567,12 +3591,14 @@
   <w:style w:type="character" w:customStyle="1" w:styleId="17">
     <w:name w:val="apple-converted-space"/>
     <w:basedOn w:val="9"/>
+    <w:qFormat/>
     <w:uiPriority w:val="0"/>
   </w:style>
   <w:style w:type="character" w:customStyle="1" w:styleId="18">
     <w:name w:val="页眉 Char"/>
     <w:basedOn w:val="9"/>
     <w:link w:val="8"/>
+    <w:qFormat/>
     <w:uiPriority w:val="99"/>
     <w:rPr>
       <w:rFonts w:ascii="Tahoma" w:hAnsi="Tahoma"/>
